--- a/examples/graphics/doc/30-time-series-lines.docx
+++ b/examples/graphics/doc/30-time-series-lines.docx
@@ -724,7 +724,7 @@
               <a:graphicData uri="http://schemas.openxmlformats.org/drawingml/2006/picture">
                 <pic:pic>
                   <pic:nvPicPr>
-                    <pic:cNvPr descr="/home/gpca/daltoolbox/examples/graphics/doc/13-time-series-lines_files/74011af649fb7a8377af2373de15adf226108e79.png" id="11" name="Picture"/>
+                    <pic:cNvPr descr="/home/gpca/daltoolbox/examples/graphics/doc/30-time-series-lines_files/74011af649fb7a8377af2373de15adf226108e79.png" id="11" name="Picture"/>
                     <pic:cNvPicPr>
                       <a:picLocks noChangeArrowheads="1" noChangeAspect="1"/>
                     </pic:cNvPicPr>
